--- a/public/downloads/wzor-rozdzialu-metodologicznego-praca-magisterska.docx
+++ b/public/downloads/wzor-rozdzialu-metodologicznego-praca-magisterska.docx
@@ -44,7 +44,7 @@
         <w:t xml:space="preserve">Zachowaj układ podrozdziałów i proporcje, a treść podmień na własny temat. Dane liczbowe, nazwy narzędzi i wyniki w tym dokumencie pełnią rolę ilustracji — w swojej pracy podstaw wartości z własnego badania. Pełny poradnik: praca-magisterska.pl/poradniki/metodologia/rozdzial-metodologiczny/</w:t>
       </w:r>
     </w:p>
-    <w:bookmarkStart w:id="31" w:name="rozdział-2.-metodologia-badań-własnych"/>
+    <w:bookmarkStart w:id="21" w:name="_e5d7ec71757ba9fefd674d99e22409777750ebe"/>
     <w:p>
       <w:pPr>
         <w:pStyle w:val="Heading1"/>
@@ -53,7 +53,7 @@
         <w:t xml:space="preserve">Rozdział 2. Metodologia badań własnych</w:t>
       </w:r>
     </w:p>
-    <w:bookmarkStart w:id="20" w:name="przedmiot-i-cel-badań"/>
+    <w:bookmarkStart w:id="9" w:name="_c70f6fe539988ee178348081f117d08dc5cf41d"/>
     <w:p>
       <w:pPr>
         <w:pStyle w:val="Heading2"/>
@@ -114,8 +114,8 @@
         <w:t xml:space="preserve">sformułowanie rekomendacji dla pracodawców w zakresie organizacji modelu pracy.</w:t>
       </w:r>
     </w:p>
-    <w:bookmarkEnd w:id="20"/>
-    <w:bookmarkStart w:id="21" w:name="X39ad5b1ae6047a8b8c0e95cd2ce3b7f19abd882"/>
+    <w:bookmarkEnd w:id="9"/>
+    <w:bookmarkStart w:id="10" w:name="_39ad5b1ae6047a8b8c0e95cd2ce3b7f19abd882"/>
     <w:p>
       <w:pPr>
         <w:pStyle w:val="Heading2"/>
@@ -214,8 +214,8 @@
         <w:t xml:space="preserve">[Hipotezy wynikają wprost z pytań badawczych i muszą być rozstrzygalne przyjętą metodą. Każda zostanie zweryfikowana w rozdziale wynikowym — nie stawiaj hipotez „na zapas”.]</w:t>
       </w:r>
     </w:p>
-    <w:bookmarkEnd w:id="21"/>
-    <w:bookmarkStart w:id="22" w:name="zmienne-i-ich-operacjonalizacja"/>
+    <w:bookmarkEnd w:id="10"/>
+    <w:bookmarkStart w:id="11" w:name="_f26b16d6c69b9f0930cc82c2f0995e7228a5ffd"/>
     <w:p>
       <w:pPr>
         <w:pStyle w:val="Heading2"/>
@@ -232,8 +232,8 @@
         <w:t xml:space="preserve">Zmienną niezależną jest model pracy, przyjmujący trzy wartości: stacjonarny (do 1 dnia zdalnie w tygodniu), hybrydowy (2–3 dni), w pełni zdalny (4–5 dni). Zmienną zależną jest satysfakcja zawodowa, zdefiniowana za P. Spectorem jako postawa wobec pracy. Operacyjnie mierzono ją wynikiem ogólnym i wynikami dziewięciu podskal kwestionariusza JSS. Zmienne kontrolne to płeć, wiek, staż pracy i wielkość organizacji.</w:t>
       </w:r>
     </w:p>
-    <w:bookmarkEnd w:id="22"/>
-    <w:bookmarkStart w:id="23" w:name="metody-techniki-i-narzędzia-badawcze"/>
+    <w:bookmarkEnd w:id="11"/>
+    <w:bookmarkStart w:id="12" w:name="_ec92661050bed843de8e1938114c289e6ab5c9f"/>
     <w:p>
       <w:pPr>
         <w:pStyle w:val="Heading2"/>
@@ -258,8 +258,8 @@
         <w:t xml:space="preserve">[Zawsze podawaj rzetelność użytej skali (α Cronbacha) i jej źródło/adaptację. Autorskie pytania stosuj do faktów i metryczki, nie do pomiaru samego konstruktu.]</w:t>
       </w:r>
     </w:p>
-    <w:bookmarkEnd w:id="23"/>
-    <w:bookmarkStart w:id="24" w:name="dobór-i-charakterystyka-próby-badawczej"/>
+    <w:bookmarkEnd w:id="12"/>
+    <w:bookmarkStart w:id="13" w:name="_8352c224a3a8b41954bae17744b879ccc8900fa"/>
     <w:p>
       <w:pPr>
         <w:pStyle w:val="Heading2"/>
@@ -449,7 +449,7 @@
     </w:tbl>
     <w:p>
       <w:pPr>
-        <w:pStyle w:val="BodyText"/>
+        <w:pStyle w:val="FirstParagraph"/>
       </w:pPr>
       <w:r>
         <w:rPr>
@@ -459,8 +459,8 @@
         <w:t xml:space="preserve">Źródło: badania własne.</w:t>
       </w:r>
     </w:p>
-    <w:bookmarkEnd w:id="24"/>
-    <w:bookmarkStart w:id="25" w:name="procedura-i-organizacja-badań"/>
+    <w:bookmarkEnd w:id="13"/>
+    <w:bookmarkStart w:id="14" w:name="_089ca31274b1c958ea6f2100b86a6b48369138b"/>
     <w:p>
       <w:pPr>
         <w:pStyle w:val="Heading2"/>
@@ -477,8 +477,8 @@
         <w:t xml:space="preserve">Badanie przeprowadzono w formie elektronicznej (CAWI) w okresie od 3 lutego do 14 marca 2026 roku. Uczestników poinformowano o celu badania, dobrowolności udziału, anonimowości i przewidywanym czasie wypełniania; przystąpienie do badania było równoznaczne z wyrażeniem świadomej zgody. Dane zbierano w postaci zanonimizowanej.</w:t>
       </w:r>
     </w:p>
-    <w:bookmarkEnd w:id="25"/>
-    <w:bookmarkStart w:id="26" w:name="metody-analizy-danych"/>
+    <w:bookmarkEnd w:id="14"/>
+    <w:bookmarkStart w:id="15" w:name="_4f333256859dfdee09cd124beb8d1ef43747280"/>
     <w:p>
       <w:pPr>
         <w:pStyle w:val="Heading2"/>
@@ -495,8 +495,8 @@
         <w:t xml:space="preserve">Analizy wykonano w programie IBM SPSS Statistics 29. Obliczono statystyki opisowe i zweryfikowano normalność rozkładów testem Shapiro–Wilka. Różnice między trzema grupami testowano jednoczynnikową analizą wariancji (ANOVA) z testami post hoc Tukeya, a przy rozkładach odbiegających od normalnego — testem Kruskala–Wallisa. Związek zmiennych socjodemograficznych z satysfakcją oszacowano regresją wielokrotną. Próg istotności przyjęto na poziomie p &lt; 0,05.</w:t>
       </w:r>
     </w:p>
-    <w:bookmarkEnd w:id="26"/>
-    <w:bookmarkStart w:id="30" w:name="ograniczenia-badania-i-kwestie-etyczne"/>
+    <w:bookmarkEnd w:id="15"/>
+    <w:bookmarkStart w:id="20" w:name="_46f120c3a93bd54e74d53ceddb0ff358f219cce"/>
     <w:p>
       <w:pPr>
         <w:pStyle w:val="Heading2"/>
@@ -560,7 +560,7 @@
           <w:b/>
           <w:bCs/>
         </w:rPr>
-        <w:t xml:space="preserve">Smart-Edu.ai — pierwsza wersja pracy w kilka godzin, nie w kilka miesięcy</w:t>
+        <w:t xml:space="preserve">„Jak napisać pracę magisterską od A do Z” — ebook, 250 stron</w:t>
       </w:r>
     </w:p>
     <w:p>
@@ -568,21 +568,27 @@
         <w:pStyle w:val="Note"/>
       </w:pPr>
       <w:r>
-        <w:t xml:space="preserve">Podajesz temat, kierunek studiów i wytyczne promotora, a sztuczna inteligencja generuje unikalny, gotowy do edycji tekst: z poprawną strukturą rozdziałów, przypisami i bibliografią. Rejestracja jest darmowa, płacisz wyłącznie za wygenerowany tekst.</w:t>
+        <w:t xml:space="preserve">Ten wzór daje gotowy układ. Ebook prowadzi krok po kroku przez każdą część pracy: wybór tematu, rozdział teoretyczny, metodologię, analizę wyników, zakończenie i obronę. Szablony, checklisty i rozdział o etycznym korzystaniu z AI, 39 zł.</w:t>
       </w:r>
     </w:p>
     <w:p>
       <w:pPr>
         <w:pStyle w:val="Note"/>
       </w:pPr>
-      <w:hyperlink r:id="rId27">
+      <w:r>
+        <w:t xml:space="preserve">Rozdział o metodologii badań przejrzysz za darmo:</w:t>
+      </w:r>
+      <w:r>
+        <w:t xml:space="preserve"> </w:t>
+      </w:r>
+      <w:hyperlink r:id="rId16">
         <w:r>
           <w:rPr>
             <w:rStyle w:val="Hyperlink"/>
             <w:b/>
             <w:bCs/>
           </w:rPr>
-          <w:t xml:space="preserve">www.smart-edu.ai/pl/masters-thesis</w:t>
+          <w:t xml:space="preserve">praca-magisterska.pl/sklep/praca-magisterska-ebook/</w:t>
         </w:r>
       </w:hyperlink>
     </w:p>
@@ -591,35 +597,50 @@
         <w:pStyle w:val="BodyText"/>
       </w:pPr>
       <w:r>
-        <w:t xml:space="preserve">Wolisz napisać pracę w pełni samodzielnie? Pomoże Ci ebook</w:t>
+        <w:t xml:space="preserve">Chcesz zobaczyć, jak wygląda cała praca? Zajrzyj do</w:t>
       </w:r>
       <w:r>
         <w:t xml:space="preserve"> </w:t>
       </w:r>
-      <w:r>
-        <w:rPr>
-          <w:b/>
-          <w:bCs/>
-        </w:rPr>
-        <w:t xml:space="preserve">„Jak napisać pracę magisterską. Kompletny przewodnik od A do Z”</w:t>
-      </w:r>
-      <w:r>
-        <w:t xml:space="preserve"> </w:t>
-      </w:r>
-      <w:r>
-        <w:t xml:space="preserve">— 250 stron praktycznych wskazówek, szablonów i checklist, z rozdziałem o etycznym korzystaniu z AI:</w:t>
-      </w:r>
-      <w:r>
-        <w:t xml:space="preserve"> </w:t>
-      </w:r>
-      <w:hyperlink r:id="rId28">
+      <w:hyperlink r:id="rId17">
         <w:r>
           <w:rPr>
             <w:rStyle w:val="Hyperlink"/>
           </w:rPr>
-          <w:t xml:space="preserve">www.praca-magisterska.pl/sklep/praca-magisterska-ebook/</w:t>
+          <w:t xml:space="preserve">katalogu gotowych prac wzorcowych</w:t>
         </w:r>
       </w:hyperlink>
+      <w:r>
+        <w:t xml:space="preserve"> </w:t>
+      </w:r>
+      <w:r>
+        <w:t xml:space="preserve">z przypisami i bibliografią (59 zł za pracę).</w:t>
+      </w:r>
+    </w:p>
+    <w:p>
+      <w:pPr>
+        <w:pStyle w:val="BodyText"/>
+      </w:pPr>
+      <w:r>
+        <w:t xml:space="preserve">Generator</w:t>
+      </w:r>
+      <w:r>
+        <w:t xml:space="preserve"> </w:t>
+      </w:r>
+      <w:hyperlink r:id="rId18">
+        <w:r>
+          <w:rPr>
+            <w:rStyle w:val="Hyperlink"/>
+          </w:rPr>
+          <w:t xml:space="preserve">Smart-Edu.ai</w:t>
+        </w:r>
+      </w:hyperlink>
+      <w:r>
+        <w:t xml:space="preserve"> </w:t>
+      </w:r>
+      <w:r>
+        <w:t xml:space="preserve">przygotuje pierwszą wersję tekstu z pomocą sztucznej inteligencji, jeśli wolisz zacząć od szkicu.</w:t>
+      </w:r>
     </w:p>
     <w:p>
       <w:pPr>
@@ -635,7 +656,7 @@
       <w:r>
         <w:t xml:space="preserve"> </w:t>
       </w:r>
-      <w:hyperlink r:id="rId29">
+      <w:hyperlink r:id="rId19">
         <w:r>
           <w:rPr>
             <w:rStyle w:val="Hyperlink"/>
@@ -646,8 +667,8 @@
         </w:r>
       </w:hyperlink>
     </w:p>
-    <w:bookmarkEnd w:id="30"/>
-    <w:bookmarkEnd w:id="31"/>
+    <w:bookmarkEnd w:id="20"/>
+    <w:bookmarkEnd w:id="21"/>
     <w:sectPr/>
   </w:body>
 </w:document>

--- a/public/downloads/wzor-rozdzialu-metodologicznego-praca-magisterska.docx
+++ b/public/downloads/wzor-rozdzialu-metodologicznego-praca-magisterska.docx
@@ -568,7 +568,7 @@
         <w:pStyle w:val="Note"/>
       </w:pPr>
       <w:r>
-        <w:t xml:space="preserve">Ten wzór daje gotowy układ. Ebook prowadzi krok po kroku przez każdą część pracy: wybór tematu, rozdział teoretyczny, metodologię, analizę wyników, zakończenie i obronę. Szablony, checklisty i rozdział o etycznym korzystaniu z AI, 39 zł.</w:t>
+        <w:t xml:space="preserve">Ten wzór daje gotowy układ. Ebook prowadzi krok po kroku przez każdą część pracy: wybór tematu, rozdział teoretyczny, metodologię, analizę wyników, zakończenie i obronę. Szablony, checklisty i rozdział o etycznym korzystaniu z AI, 49 zł.</w:t>
       </w:r>
     </w:p>
     <w:p>
